--- a/vi/files/sessions/s5_exercises_VN.docx
+++ b/vi/files/sessions/s5_exercises_VN.docx
@@ -5808,7 +5808,7 @@
         <w:t>Q5</w:t>
       </w:r>
       <w:r>
-        <w:t>, PDF). Trong lớp chúng ta cùng trả lời câu 1 đến 5; câu 6 dành cho bạn.</w:t>
+        <w:t>, PDF). Trên lớp, cả lớp cùng trả lời câu 1 đến 5; câu 6 dành cho bạn.</w:t>
       </w:r>
     </w:p>
     <w:p>
@@ -6286,7 +6286,7 @@
         <w:keepNext/>
       </w:pPr>
       <w:r>
-        <w:t>Trong lớp chúng ta cùng điền bảng này cho Câu hỏi 1 (Q1). Sau đó, hãy điền cho MỘT câu hỏi (Q1 đến Q5) bạn chọn cho bản thảo của mình. PECO: P = đối tượng, E = phơi nhiễm, C = so sánh, O = kết cục.</w:t>
+        <w:t>Trên lớp, cả lớp cùng điền bảng này cho Câu hỏi 1 (Q1). Sau đó, hãy điền cho MỘT câu hỏi (Q1 đến Q5) bạn chọn cho bản thảo của mình. PECO: P = đối tượng, E = phơi nhiễm, C = so sánh, O = kết cục.</w:t>
       </w:r>
     </w:p>
     <w:tbl>

--- a/vi/files/sessions/s5_exercises_VN.docx
+++ b/vi/files/sessions/s5_exercises_VN.docx
@@ -144,25 +144,7 @@
         <w:keepNext/>
       </w:pPr>
       <w:r>
-        <w:t xml:space="preserve">Phiếu được gửi qua email trước buổi học, dưới dạng tệp Word và tệp PDF. Gõ câu trả lời vào tệp Word (hoặc in bản PDF). Trong lớp, cả lớp cùng làm Bài tập 2, 6 và 7 (bạn trả lời trong khung chat hoặc bằng bình chọn; giảng viên gõ câu trả lời của lớp lên màn hình chia sẻ). Các bài tập khác là bài về nhà hoặc tự kiểm tra. Không cần máy tính bỏ túi: mọi bài tập đều là </w:t>
-      </w:r>
-      <w:r>
-        <w:rPr>
-          <w:i/>
-        </w:rPr>
-        <w:t>chọn</w:t>
-      </w:r>
-      <w:r>
-        <w:t xml:space="preserve"> và </w:t>
-      </w:r>
-      <w:r>
-        <w:rPr>
-          <w:i/>
-        </w:rPr>
-        <w:t>diễn giải</w:t>
-      </w:r>
-      <w:r>
-        <w:t xml:space="preserve">. Các bài tập có ký hiệu </w:t>
+        <w:t xml:space="preserve">Gõ câu trả lời vào tệp Word này hoặc in bản PDF. Bài tập 2, 6 và 7 làm trên lớp. Các bài </w:t>
       </w:r>
       <w:r>
         <w:rPr>
@@ -171,7 +153,7 @@
         <w:t>[FLUID-ICU]</w:t>
       </w:r>
       <w:r>
-        <w:t xml:space="preserve"> dùng bộ dữ liệu của khóa học FLUID-ICU (mô phỏng) và các gói kết quả phân tích trong </w:t>
+        <w:t xml:space="preserve"> dùng năm gói kết quả (</w:t>
       </w:r>
       <w:r>
         <w:rPr>
@@ -179,10 +161,21 @@
           <w:color w:val="0B376C"/>
           <w:sz w:val="19"/>
         </w:rPr>
-        <w:t>Course/Data/results_packs/</w:t>
+        <w:t>Results_Pack_Q1_VN.pdf</w:t>
       </w:r>
       <w:r>
-        <w:t xml:space="preserve"> (Results_Pack_Q1 đến Q5, cũng được gửi dưới dạng PDF). Bài tập 8 sẽ trở thành một phần đề cương của riêng bạn (Phần 3).</w:t>
+        <w:t xml:space="preserve"> đến </w:t>
+      </w:r>
+      <w:r>
+        <w:rPr>
+          <w:rFonts w:ascii="Consolas" w:hAnsi="Consolas" w:cs="Consolas" w:eastAsia="Consolas"/>
+          <w:color w:val="0B376C"/>
+          <w:sz w:val="19"/>
+        </w:rPr>
+        <w:t>Results_Pack_Q5_VN.pdf</w:t>
+      </w:r>
+      <w:r>
+        <w:t>, gửi qua email). Bài tập 8 là Phần 3 đề cương của riêng bạn.</w:t>
       </w:r>
     </w:p>
     <w:tbl>
@@ -200,8 +193,8 @@
       </w:tblPr>
       <w:tblGrid>
         <w:gridCol w:w="481"/>
-        <w:gridCol w:w="3787"/>
-        <w:gridCol w:w="4093"/>
+        <w:gridCol w:w="3940"/>
+        <w:gridCol w:w="3940"/>
         <w:gridCol w:w="1048"/>
       </w:tblGrid>
       <w:tr>
@@ -237,7 +230,7 @@
         </w:tc>
         <w:tc>
           <w:tcPr>
-            <w:tcW w:type="dxa" w:w="3787"/>
+            <w:tcW w:type="dxa" w:w="3940"/>
             <w:tcBorders>
               <w:top w:val="single" w:sz="4" w:color="04242F"/>
               <w:left w:val="single" w:sz="4" w:color="04242F"/>
@@ -263,7 +256,7 @@
         </w:tc>
         <w:tc>
           <w:tcPr>
-            <w:tcW w:type="dxa" w:w="4093"/>
+            <w:tcW w:type="dxa" w:w="3940"/>
             <w:tcBorders>
               <w:top w:val="single" w:sz="4" w:color="04242F"/>
               <w:left w:val="single" w:sz="4" w:color="04242F"/>
@@ -343,7 +336,7 @@
         </w:tc>
         <w:tc>
           <w:tcPr>
-            <w:tcW w:type="dxa" w:w="3787"/>
+            <w:tcW w:type="dxa" w:w="3940"/>
             <w:tcBorders>
               <w:top w:val="single" w:sz="4" w:color="D5DDE1"/>
               <w:left w:val="single" w:sz="4" w:color="D5DDE1"/>
@@ -366,7 +359,7 @@
         </w:tc>
         <w:tc>
           <w:tcPr>
-            <w:tcW w:type="dxa" w:w="4093"/>
+            <w:tcW w:type="dxa" w:w="3940"/>
             <w:tcBorders>
               <w:top w:val="single" w:sz="4" w:color="D5DDE1"/>
               <w:left w:val="single" w:sz="4" w:color="D5DDE1"/>
@@ -441,7 +434,7 @@
         </w:tc>
         <w:tc>
           <w:tcPr>
-            <w:tcW w:type="dxa" w:w="3787"/>
+            <w:tcW w:type="dxa" w:w="3940"/>
             <w:tcBorders>
               <w:top w:val="single" w:sz="4" w:color="D5DDE1"/>
               <w:left w:val="single" w:sz="4" w:color="D5DDE1"/>
@@ -465,7 +458,7 @@
         </w:tc>
         <w:tc>
           <w:tcPr>
-            <w:tcW w:type="dxa" w:w="4093"/>
+            <w:tcW w:type="dxa" w:w="3940"/>
             <w:tcBorders>
               <w:top w:val="single" w:sz="4" w:color="D5DDE1"/>
               <w:left w:val="single" w:sz="4" w:color="D5DDE1"/>
@@ -541,7 +534,7 @@
         </w:tc>
         <w:tc>
           <w:tcPr>
-            <w:tcW w:type="dxa" w:w="3787"/>
+            <w:tcW w:type="dxa" w:w="3940"/>
             <w:tcBorders>
               <w:top w:val="single" w:sz="4" w:color="D5DDE1"/>
               <w:left w:val="single" w:sz="4" w:color="D5DDE1"/>
@@ -564,7 +557,7 @@
         </w:tc>
         <w:tc>
           <w:tcPr>
-            <w:tcW w:type="dxa" w:w="4093"/>
+            <w:tcW w:type="dxa" w:w="3940"/>
             <w:tcBorders>
               <w:top w:val="single" w:sz="4" w:color="D5DDE1"/>
               <w:left w:val="single" w:sz="4" w:color="D5DDE1"/>
@@ -639,7 +632,7 @@
         </w:tc>
         <w:tc>
           <w:tcPr>
-            <w:tcW w:type="dxa" w:w="3787"/>
+            <w:tcW w:type="dxa" w:w="3940"/>
             <w:tcBorders>
               <w:top w:val="single" w:sz="4" w:color="D5DDE1"/>
               <w:left w:val="single" w:sz="4" w:color="D5DDE1"/>
@@ -663,7 +656,7 @@
         </w:tc>
         <w:tc>
           <w:tcPr>
-            <w:tcW w:type="dxa" w:w="4093"/>
+            <w:tcW w:type="dxa" w:w="3940"/>
             <w:tcBorders>
               <w:top w:val="single" w:sz="4" w:color="D5DDE1"/>
               <w:left w:val="single" w:sz="4" w:color="D5DDE1"/>
@@ -739,7 +732,7 @@
         </w:tc>
         <w:tc>
           <w:tcPr>
-            <w:tcW w:type="dxa" w:w="3787"/>
+            <w:tcW w:type="dxa" w:w="3940"/>
             <w:tcBorders>
               <w:top w:val="single" w:sz="4" w:color="D5DDE1"/>
               <w:left w:val="single" w:sz="4" w:color="D5DDE1"/>
@@ -762,7 +755,7 @@
         </w:tc>
         <w:tc>
           <w:tcPr>
-            <w:tcW w:type="dxa" w:w="4093"/>
+            <w:tcW w:type="dxa" w:w="3940"/>
             <w:tcBorders>
               <w:top w:val="single" w:sz="4" w:color="D5DDE1"/>
               <w:left w:val="single" w:sz="4" w:color="D5DDE1"/>
@@ -837,7 +830,7 @@
         </w:tc>
         <w:tc>
           <w:tcPr>
-            <w:tcW w:type="dxa" w:w="3787"/>
+            <w:tcW w:type="dxa" w:w="3940"/>
             <w:tcBorders>
               <w:top w:val="single" w:sz="4" w:color="D5DDE1"/>
               <w:left w:val="single" w:sz="4" w:color="D5DDE1"/>
@@ -861,7 +854,7 @@
         </w:tc>
         <w:tc>
           <w:tcPr>
-            <w:tcW w:type="dxa" w:w="4093"/>
+            <w:tcW w:type="dxa" w:w="3940"/>
             <w:tcBorders>
               <w:top w:val="single" w:sz="4" w:color="D5DDE1"/>
               <w:left w:val="single" w:sz="4" w:color="D5DDE1"/>
@@ -937,7 +930,7 @@
         </w:tc>
         <w:tc>
           <w:tcPr>
-            <w:tcW w:type="dxa" w:w="3787"/>
+            <w:tcW w:type="dxa" w:w="3940"/>
             <w:tcBorders>
               <w:top w:val="single" w:sz="4" w:color="D5DDE1"/>
               <w:left w:val="single" w:sz="4" w:color="D5DDE1"/>
@@ -954,13 +947,13 @@
               <w:rPr>
                 <w:sz w:val="19"/>
               </w:rPr>
-              <w:t>[FLUID-ICU] Câu hỏi bản thảo của bạn dưới dạng câu PECO</w:t>
+              <w:t>[FLUID-ICU] Một câu hỏi FLUID-ICU dưới dạng câu PECO</w:t>
             </w:r>
           </w:p>
         </w:tc>
         <w:tc>
           <w:tcPr>
-            <w:tcW w:type="dxa" w:w="4093"/>
+            <w:tcW w:type="dxa" w:w="3940"/>
             <w:tcBorders>
               <w:top w:val="single" w:sz="4" w:color="D5DDE1"/>
               <w:left w:val="single" w:sz="4" w:color="D5DDE1"/>
@@ -977,7 +970,7 @@
               <w:rPr>
                 <w:sz w:val="19"/>
               </w:rPr>
-              <w:t>phần 5.2, cả lớp cùng làm (Q1); sau đó cho câu hỏi bạn chọn</w:t>
+              <w:t>phần 5.2, cả lớp cùng làm (Q1)</w:t>
             </w:r>
           </w:p>
         </w:tc>
@@ -1034,7 +1027,7 @@
         </w:tc>
         <w:tc>
           <w:tcPr>
-            <w:tcW w:type="dxa" w:w="3787"/>
+            <w:tcW w:type="dxa" w:w="3940"/>
             <w:tcBorders>
               <w:top w:val="single" w:sz="4" w:color="D5DDE1"/>
               <w:left w:val="single" w:sz="4" w:color="D5DDE1"/>
@@ -1057,7 +1050,7 @@
         </w:tc>
         <w:tc>
           <w:tcPr>
-            <w:tcW w:type="dxa" w:w="4093"/>
+            <w:tcW w:type="dxa" w:w="3940"/>
             <w:tcBorders>
               <w:top w:val="single" w:sz="4" w:color="D5DDE1"/>
               <w:left w:val="single" w:sz="4" w:color="D5DDE1"/>
@@ -4873,7 +4866,7 @@
           <w:color w:val="0B376C"/>
           <w:sz w:val="19"/>
         </w:rPr>
-        <w:t>Course/Data/fluid_icu_raw.csv</w:t>
+        <w:t>fluid_icu_raw.csv</w:t>
       </w:r>
       <w:r>
         <w:t xml:space="preserve"> (đúng như bốn ICU gửi về). Với mỗi ô, hãy nói sai ở đâu và script làm sạch nên làm gì.</w:t>
@@ -5786,29 +5779,7 @@
     </w:p>
     <w:p>
       <w:r>
-        <w:t>Mở Bảng 1 (đặc điểm nền theo nhóm cân bằng dịch) trong bất kỳ gói kết quả nào: cả năm gói đều có cùng bảng này (</w:t>
-      </w:r>
-      <w:r>
-        <w:rPr>
-          <w:rFonts w:ascii="Consolas" w:hAnsi="Consolas" w:cs="Consolas" w:eastAsia="Consolas"/>
-          <w:color w:val="0B376C"/>
-          <w:sz w:val="19"/>
-        </w:rPr>
-        <w:t>Course/Data/results_packs/Results_Pack_Q1</w:t>
-      </w:r>
-      <w:r>
-        <w:t xml:space="preserve"> đến </w:t>
-      </w:r>
-      <w:r>
-        <w:rPr>
-          <w:rFonts w:ascii="Consolas" w:hAnsi="Consolas" w:cs="Consolas" w:eastAsia="Consolas"/>
-          <w:color w:val="0B376C"/>
-          <w:sz w:val="19"/>
-        </w:rPr>
-        <w:t>Q5</w:t>
-      </w:r>
-      <w:r>
-        <w:t>, PDF). Trên lớp, cả lớp cùng trả lời câu 1 đến 5; câu 6 dành cho bạn.</w:t>
+        <w:t>Mở Bảng 1 (đặc điểm nền theo nhóm cân bằng dịch) trong bất kỳ gói kết quả nào: cả năm gói đều có cùng bảng này. Trên lớp, cả lớp cùng trả lời câu 1 đến 5; câu 6 dành cho bạn.</w:t>
       </w:r>
     </w:p>
     <w:p>
@@ -6214,7 +6185,7 @@
         <w:t>hai câu</w:t>
       </w:r>
       <w:r>
-        <w:t xml:space="preserve"> mô tả người bệnh, như cách chúng sẽ xuất hiện ở đầu phần Kết quả trong bản thảo của bạn (số liệu trong ngoặc, không có giá trị p).</w:t>
+        <w:t xml:space="preserve"> mô tả người bệnh, như cách chúng sẽ xuất hiện ở đầu một phần Kết quả (số liệu trong ngoặc, không có giá trị p).</w:t>
       </w:r>
     </w:p>
     <w:tbl>
@@ -6278,7 +6249,7 @@
         <w:pStyle w:val="Heading1"/>
       </w:pPr>
       <w:r>
-        <w:t>Bài tập 7: [FLUID-ICU] Câu hỏi bản thảo của bạn dưới dạng câu PECO (5.2)</w:t>
+        <w:t>Bài tập 7: [FLUID-ICU] Một câu hỏi FLUID-ICU dưới dạng câu PECO (5.2)</w:t>
       </w:r>
     </w:p>
     <w:p>
@@ -6286,7 +6257,7 @@
         <w:keepNext/>
       </w:pPr>
       <w:r>
-        <w:t>Trên lớp, cả lớp cùng điền bảng này cho Câu hỏi 1 (Q1). Sau đó, hãy điền cho MỘT câu hỏi (Q1 đến Q5) bạn chọn cho bản thảo của mình. PECO: P = đối tượng, E = phơi nhiễm, C = so sánh, O = kết cục.</w:t>
+        <w:t>Trên lớp, cả lớp cùng điền bảng này cho Câu hỏi 1 (Q1). Khi bạn chọn câu hỏi của mình vào cuối Buổi 6, hãy điền lại cho câu hỏi đó. PECO: P = đối tượng, E = phơi nhiễm, C = so sánh, O = kết cục.</w:t>
       </w:r>
     </w:p>
     <w:tbl>
@@ -6741,10 +6712,10 @@
           <w:color w:val="0B376C"/>
           <w:sz w:val="19"/>
         </w:rPr>
-        <w:t>Course/Templates/Research_Proposal_Template.docx</w:t>
+        <w:t>Research_Proposal_Template_VN.docx</w:t>
       </w:r>
       <w:r>
-        <w:t xml:space="preserve">). (Dùng câu hỏi </w:t>
+        <w:t xml:space="preserve">, gửi qua email). (Dùng câu hỏi </w:t>
       </w:r>
       <w:r>
         <w:rPr>
